--- a/templates/approval_note/template.docx
+++ b/templates/approval_note/template.docx
@@ -521,7 +521,7 @@
                 <w:rFonts w:ascii="Times New Roman" w:hAnsi="Times New Roman"/>
                 <w:sz w:val="18"/>
               </w:rPr>
-              <w:t>: {% if judges %}{% for judge in judges %}{{ judge }}{% if not loop.last %}, {% endif %}{% endfor %}{% else %}Dr. Alok Kumar{% endif %}</w:t>
+              <w:t>: {% if judges %}{% for judge in judges %}{{ judge }}{% if not loop.last %}, {% endif %}{% endfor %}{% else %}Nil{% endif %}</w:t>
             </w:r>
           </w:p>
         </w:tc>

--- a/templates/approval_note/template.docx
+++ b/templates/approval_note/template.docx
@@ -968,15 +968,15 @@
           <w:b/>
           <w:sz w:val="18"/>
         </w:rPr>
-        <w:t>Dr. Rakesh Maurya</w:t>
+        <w:t>{{ approval_chain[0].name }}</w:t>
         <w:tab/>
         <w:tab/>
         <w:tab/>
-        <w:t>Dr. Manish K Rathod</w:t>
+        <w:t>{{ approval_chain[1].name }}</w:t>
         <w:tab/>
         <w:tab/>
         <w:tab/>
-        <w:t>Dr. Sanjay R. Patel</w:t>
+        <w:t>{{ approval_chain[2].name }}</w:t>
         <w:br/>
       </w:r>
       <w:r>
@@ -984,15 +984,15 @@
           <w:rFonts w:ascii="Times New Roman" w:hAnsi="Times New Roman"/>
           <w:sz w:val="18"/>
         </w:rPr>
-        <w:t>Chairman, F&amp; SW</w:t>
+        <w:t>{{ approval_chain[0].designation }}</w:t>
         <w:tab/>
         <w:tab/>
         <w:tab/>
-        <w:t>Associate Dean(SW)</w:t>
+        <w:t>{{ approval_chain[1].designation }}</w:t>
         <w:tab/>
         <w:tab/>
         <w:tab/>
-        <w:t>Dean (Students Welfare)</w:t>
+        <w:t>{{ approval_chain[2].designation }}</w:t>
       </w:r>
     </w:p>
     <w:tbl>
@@ -1101,7 +1101,7 @@
               <w:br/>
               <w:t>Designation: Co-Chairman</w:t>
               <w:br/>
-              <w:t>Dept:            CSE</w:t>
+              <w:t>Dept:            {{ department_short }}</w:t>
               <w:br/>
               <w:t>Moblie No.   {{ faculty_co_chairman.mobile }}</w:t>
             </w:r>
@@ -1132,7 +1132,7 @@
               <w:br/>
               <w:t>Designation: Chairman</w:t>
               <w:br/>
-              <w:t>Dept:             CSE</w:t>
+              <w:t>Dept:             {{ department_short }}</w:t>
               <w:br/>
               <w:t>Moblie No.   {{ faculty_chairman.mobile }}</w:t>
             </w:r>

--- a/templates/approval_note/template.docx
+++ b/templates/approval_note/template.docx
@@ -1161,7 +1161,7 @@
     <w:r>
       <w:drawing>
         <wp:inline xmlns:a="http://schemas.openxmlformats.org/drawingml/2006/main" xmlns:pic="http://schemas.openxmlformats.org/drawingml/2006/picture">
-          <wp:extent cx="6217920" cy="1055827"/>
+          <wp:extent cx="6217920" cy="848563"/>
           <wp:docPr id="1" name="Picture 1"/>
           <wp:cNvGraphicFramePr>
             <a:graphicFrameLocks noChangeAspect="1"/>
@@ -1170,7 +1170,7 @@
             <a:graphicData uri="http://schemas.openxmlformats.org/drawingml/2006/picture">
               <pic:pic>
                 <pic:nvPicPr>
-                  <pic:cNvPr id="0" name="clean_svnit_approval_header.png"/>
+                  <pic:cNvPr id="0" name="club_banner_placeholder.png"/>
                   <pic:cNvPicPr/>
                 </pic:nvPicPr>
                 <pic:blipFill>
@@ -1182,7 +1182,7 @@
                 <pic:spPr>
                   <a:xfrm>
                     <a:off x="0" y="0"/>
-                    <a:ext cx="6217920" cy="1055827"/>
+                    <a:ext cx="6217920" cy="848563"/>
                   </a:xfrm>
                   <a:prstGeom prst="rect"/>
                 </pic:spPr>
